--- a/Abdelrahman_Amer_Recruiter_CV.docx
+++ b/Abdelrahman_Amer_Recruiter_CV.docx
@@ -65,18 +65,18 @@
           <w:b/>
           <w:sz w:val="20"/>
         </w:rPr>
-        <w:t>Junior Software Engineer | Backend Developer | Full-Stack Developer</w:t>
-      </w:r>
-    </w:p>
-    <w:p>
-      <w:pPr>
-        <w:spacing w:after="70"/>
-      </w:pPr>
-      <w:r>
-        <w:rPr>
-          <w:sz w:val="20"/>
-        </w:rPr>
-        <w:t>Phone: +20 100 650 3372 | Cairo, Egypt | Open to relocate to UAE</w:t>
+        <w:t>Software Engineer | Backend Developer | AI Tools Builder</w:t>
+      </w:r>
+    </w:p>
+    <w:p>
+      <w:pPr>
+        <w:spacing w:after="70"/>
+      </w:pPr>
+      <w:r>
+        <w:rPr>
+          <w:sz w:val="20"/>
+        </w:rPr>
+        <w:t>Phone: +20 100 650 3372 | Cairo, Egypt | Open to remote and relocation opportunities</w:t>
       </w:r>
     </w:p>
     <w:p>
@@ -125,7 +125,7 @@
         <w:rPr>
           <w:sz w:val="20"/>
         </w:rPr>
-        <w:t>Junior Software Engineer with hands-on experience in backend and full-stack development using Python, Node.js, Express.js, Flask, MySQL, Redis, React, and Linux. Completed the ALX Africa Software Engineering program and built practical projects including REST APIs, database-backed applications, a crypto portfolio backend, a Flask task management app, and a custom UNIX shell in C. Seeking a Junior Software Engineer, Backend Developer, or Full-Stack Developer role in the UAE.</w:t>
+        <w:t>Software Engineer with hands-on experience in backend and full-stack development using Python, Node.js, Express.js, Flask, MySQL, Redis, React, and Linux. Completed the ALX Africa Software Engineering program and built practical projects including REST APIs, database-backed applications, a crypto portfolio backend, a Flask task management app, and a custom UNIX shell in C. Strong foundation in problem solving, system-level programming, API development, database design, Git workflows, Agile collaboration, and building practical AI-powered tools.</w:t>
       </w:r>
     </w:p>
     <w:p>
@@ -153,6 +153,17 @@
           <w:sz w:val="20"/>
         </w:rPr>
         <w:t>Backend &amp; APIs: Node.js, Express.js, Python, Flask, REST APIs, API Design, Authentication, Input Validation, Error Handling</w:t>
+      </w:r>
+    </w:p>
+    <w:p>
+      <w:pPr>
+        <w:spacing w:after="70"/>
+      </w:pPr>
+      <w:r>
+        <w:rPr>
+          <w:sz w:val="20"/>
+        </w:rPr>
+        <w:t>AI Tools &amp; Automation: AI-assisted workflows, data processing, API integrations, practical automation tools</w:t>
       </w:r>
     </w:p>
     <w:p>
